--- a/lessons/10-1/homework.docx
+++ b/lessons/10-1/homework.docx
@@ -106,7 +106,55 @@
     </w:p>
     <w:p>
       <w:pPr>
-        <w:spacing w:after="60"/>
+        <w:keepNext/>
+        <w:spacing w:after="20" w:before="80"/>
+        <w:jc w:val="center"/>
+      </w:pPr>
+      <w:r>
+        <w:drawing>
+          <wp:inline distT="0" distB="0" distL="0" distR="0">
+            <wp:extent cx="1047750" cy="790575"/>
+            <wp:effectExtent t="0" r="0" b="0" l="0"/>
+            <wp:docPr id="1" name="" descr="" title=""/>
+            <wp:cNvGraphicFramePr>
+              <a:graphicFrameLocks xmlns:a="http://schemas.openxmlformats.org/drawingml/2006/main" noChangeAspect="1"/>
+            </wp:cNvGraphicFramePr>
+            <a:graphic xmlns:a="http://schemas.openxmlformats.org/drawingml/2006/main">
+              <a:graphicData uri="http://schemas.openxmlformats.org/drawingml/2006/picture">
+                <pic:pic xmlns:pic="http://schemas.openxmlformats.org/drawingml/2006/picture">
+                  <pic:nvPicPr>
+                    <pic:cNvPr id="0" name="" descr=""/>
+                    <pic:cNvPicPr>
+                      <a:picLocks noChangeAspect="1" noChangeArrowheads="1"/>
+                    </pic:cNvPicPr>
+                  </pic:nvPicPr>
+                  <pic:blipFill>
+                    <a:blip r:embed="rId7" cstate="none"/>
+                    <a:srcRect/>
+                    <a:stretch>
+                      <a:fillRect/>
+                    </a:stretch>
+                  </pic:blipFill>
+                  <pic:spPr bwMode="auto">
+                    <a:xfrm>
+                      <a:off x="0" y="0"/>
+                      <a:ext cx="1047750" cy="790575"/>
+                    </a:xfrm>
+                    <a:prstGeom prst="rect">
+                      <a:avLst/>
+                    </a:prstGeom>
+                  </pic:spPr>
+                </pic:pic>
+              </a:graphicData>
+            </a:graphic>
+          </wp:inline>
+        </w:drawing>
+      </w:r>
+    </w:p>
+    <w:p>
+      <w:pPr>
+        <w:keepNext/>
+        <w:spacing w:after="120"/>
       </w:pPr>
       <w:r>
         <w:rPr>
@@ -116,12 +164,60 @@
         <w:t xml:space="preserve">Volume (Volumen)</w:t>
       </w:r>
       <w:r>
-        <w:t xml:space="preserve"> — The amount of space inside a three-dimensional figure, measured in cubic units</w:t>
-      </w:r>
-    </w:p>
-    <w:p>
-      <w:pPr>
-        <w:spacing w:after="60"/>
+        <w:t xml:space="preserve"> — How much space is inside a solid shape.</w:t>
+      </w:r>
+    </w:p>
+    <w:p>
+      <w:pPr>
+        <w:keepNext/>
+        <w:spacing w:after="20" w:before="80"/>
+        <w:jc w:val="center"/>
+      </w:pPr>
+      <w:r>
+        <w:drawing>
+          <wp:inline distT="0" distB="0" distL="0" distR="0">
+            <wp:extent cx="1047750" cy="790575"/>
+            <wp:effectExtent t="0" r="0" b="0" l="0"/>
+            <wp:docPr id="1" name="" descr="" title=""/>
+            <wp:cNvGraphicFramePr>
+              <a:graphicFrameLocks xmlns:a="http://schemas.openxmlformats.org/drawingml/2006/main" noChangeAspect="1"/>
+            </wp:cNvGraphicFramePr>
+            <a:graphic xmlns:a="http://schemas.openxmlformats.org/drawingml/2006/main">
+              <a:graphicData uri="http://schemas.openxmlformats.org/drawingml/2006/picture">
+                <pic:pic xmlns:pic="http://schemas.openxmlformats.org/drawingml/2006/picture">
+                  <pic:nvPicPr>
+                    <pic:cNvPr id="0" name="" descr=""/>
+                    <pic:cNvPicPr>
+                      <a:picLocks noChangeAspect="1" noChangeArrowheads="1"/>
+                    </pic:cNvPicPr>
+                  </pic:nvPicPr>
+                  <pic:blipFill>
+                    <a:blip r:embed="rId8" cstate="none"/>
+                    <a:srcRect/>
+                    <a:stretch>
+                      <a:fillRect/>
+                    </a:stretch>
+                  </pic:blipFill>
+                  <pic:spPr bwMode="auto">
+                    <a:xfrm>
+                      <a:off x="0" y="0"/>
+                      <a:ext cx="1047750" cy="790575"/>
+                    </a:xfrm>
+                    <a:prstGeom prst="rect">
+                      <a:avLst/>
+                    </a:prstGeom>
+                  </pic:spPr>
+                </pic:pic>
+              </a:graphicData>
+            </a:graphic>
+          </wp:inline>
+        </w:drawing>
+      </w:r>
+    </w:p>
+    <w:p>
+      <w:pPr>
+        <w:keepNext/>
+        <w:spacing w:after="120"/>
       </w:pPr>
       <w:r>
         <w:rPr>
@@ -131,12 +227,60 @@
         <w:t xml:space="preserve">Rectangular prism (Prisma rectangular)</w:t>
       </w:r>
       <w:r>
-        <w:t xml:space="preserve"> — A 3D shape with six rectangular faces</w:t>
-      </w:r>
-    </w:p>
-    <w:p>
-      <w:pPr>
-        <w:spacing w:after="60"/>
+        <w:t xml:space="preserve"> — A solid box shape with six flat rectangle sides.</w:t>
+      </w:r>
+    </w:p>
+    <w:p>
+      <w:pPr>
+        <w:keepNext/>
+        <w:spacing w:after="20" w:before="80"/>
+        <w:jc w:val="center"/>
+      </w:pPr>
+      <w:r>
+        <w:drawing>
+          <wp:inline distT="0" distB="0" distL="0" distR="0">
+            <wp:extent cx="1047750" cy="790575"/>
+            <wp:effectExtent t="0" r="0" b="0" l="0"/>
+            <wp:docPr id="1" name="" descr="" title=""/>
+            <wp:cNvGraphicFramePr>
+              <a:graphicFrameLocks xmlns:a="http://schemas.openxmlformats.org/drawingml/2006/main" noChangeAspect="1"/>
+            </wp:cNvGraphicFramePr>
+            <a:graphic xmlns:a="http://schemas.openxmlformats.org/drawingml/2006/main">
+              <a:graphicData uri="http://schemas.openxmlformats.org/drawingml/2006/picture">
+                <pic:pic xmlns:pic="http://schemas.openxmlformats.org/drawingml/2006/picture">
+                  <pic:nvPicPr>
+                    <pic:cNvPr id="0" name="" descr=""/>
+                    <pic:cNvPicPr>
+                      <a:picLocks noChangeAspect="1" noChangeArrowheads="1"/>
+                    </pic:cNvPicPr>
+                  </pic:nvPicPr>
+                  <pic:blipFill>
+                    <a:blip r:embed="rId7" cstate="none"/>
+                    <a:srcRect/>
+                    <a:stretch>
+                      <a:fillRect/>
+                    </a:stretch>
+                  </pic:blipFill>
+                  <pic:spPr bwMode="auto">
+                    <a:xfrm>
+                      <a:off x="0" y="0"/>
+                      <a:ext cx="1047750" cy="790575"/>
+                    </a:xfrm>
+                    <a:prstGeom prst="rect">
+                      <a:avLst/>
+                    </a:prstGeom>
+                  </pic:spPr>
+                </pic:pic>
+              </a:graphicData>
+            </a:graphic>
+          </wp:inline>
+        </w:drawing>
+      </w:r>
+    </w:p>
+    <w:p>
+      <w:pPr>
+        <w:keepNext/>
+        <w:spacing w:after="120"/>
       </w:pPr>
       <w:r>
         <w:rPr>
@@ -146,12 +290,60 @@
         <w:t xml:space="preserve">Cubic units (Unidades cúbicas)</w:t>
       </w:r>
       <w:r>
-        <w:t xml:space="preserve"> — Units used to measure volume (cubic inches, cubic feet, etc.)</w:t>
-      </w:r>
-    </w:p>
-    <w:p>
-      <w:pPr>
-        <w:spacing w:after="60"/>
+        <w:t xml:space="preserve"> — The units used to measure space inside, like cubic inches.</w:t>
+      </w:r>
+    </w:p>
+    <w:p>
+      <w:pPr>
+        <w:keepNext/>
+        <w:spacing w:after="20" w:before="80"/>
+        <w:jc w:val="center"/>
+      </w:pPr>
+      <w:r>
+        <w:drawing>
+          <wp:inline distT="0" distB="0" distL="0" distR="0">
+            <wp:extent cx="1047750" cy="790575"/>
+            <wp:effectExtent t="0" r="0" b="0" l="0"/>
+            <wp:docPr id="1" name="" descr="" title=""/>
+            <wp:cNvGraphicFramePr>
+              <a:graphicFrameLocks xmlns:a="http://schemas.openxmlformats.org/drawingml/2006/main" noChangeAspect="1"/>
+            </wp:cNvGraphicFramePr>
+            <a:graphic xmlns:a="http://schemas.openxmlformats.org/drawingml/2006/main">
+              <a:graphicData uri="http://schemas.openxmlformats.org/drawingml/2006/picture">
+                <pic:pic xmlns:pic="http://schemas.openxmlformats.org/drawingml/2006/picture">
+                  <pic:nvPicPr>
+                    <pic:cNvPr id="0" name="" descr=""/>
+                    <pic:cNvPicPr>
+                      <a:picLocks noChangeAspect="1" noChangeArrowheads="1"/>
+                    </pic:cNvPicPr>
+                  </pic:nvPicPr>
+                  <pic:blipFill>
+                    <a:blip r:embed="rId9" cstate="none"/>
+                    <a:srcRect/>
+                    <a:stretch>
+                      <a:fillRect/>
+                    </a:stretch>
+                  </pic:blipFill>
+                  <pic:spPr bwMode="auto">
+                    <a:xfrm>
+                      <a:off x="0" y="0"/>
+                      <a:ext cx="1047750" cy="790575"/>
+                    </a:xfrm>
+                    <a:prstGeom prst="rect">
+                      <a:avLst/>
+                    </a:prstGeom>
+                  </pic:spPr>
+                </pic:pic>
+              </a:graphicData>
+            </a:graphic>
+          </wp:inline>
+        </w:drawing>
+      </w:r>
+    </w:p>
+    <w:p>
+      <w:pPr>
+        <w:keepNext/>
+        <w:spacing w:after="120"/>
       </w:pPr>
       <w:r>
         <w:rPr>
@@ -161,12 +353,60 @@
         <w:t xml:space="preserve">Length, width, height (Largo, ancho, altura)</w:t>
       </w:r>
       <w:r>
-        <w:t xml:space="preserve"> — The three dimensions of a rectangular prism used to calculate volume</w:t>
-      </w:r>
-    </w:p>
-    <w:p>
-      <w:pPr>
-        <w:spacing w:after="60"/>
+        <w:t xml:space="preserve"> — How long, how wide, and how tall a box is.</w:t>
+      </w:r>
+    </w:p>
+    <w:p>
+      <w:pPr>
+        <w:keepNext/>
+        <w:spacing w:after="20" w:before="80"/>
+        <w:jc w:val="center"/>
+      </w:pPr>
+      <w:r>
+        <w:drawing>
+          <wp:inline distT="0" distB="0" distL="0" distR="0">
+            <wp:extent cx="1047750" cy="790575"/>
+            <wp:effectExtent t="0" r="0" b="0" l="0"/>
+            <wp:docPr id="1" name="" descr="" title=""/>
+            <wp:cNvGraphicFramePr>
+              <a:graphicFrameLocks xmlns:a="http://schemas.openxmlformats.org/drawingml/2006/main" noChangeAspect="1"/>
+            </wp:cNvGraphicFramePr>
+            <a:graphic xmlns:a="http://schemas.openxmlformats.org/drawingml/2006/main">
+              <a:graphicData uri="http://schemas.openxmlformats.org/drawingml/2006/picture">
+                <pic:pic xmlns:pic="http://schemas.openxmlformats.org/drawingml/2006/picture">
+                  <pic:nvPicPr>
+                    <pic:cNvPr id="0" name="" descr=""/>
+                    <pic:cNvPicPr>
+                      <a:picLocks noChangeAspect="1" noChangeArrowheads="1"/>
+                    </pic:cNvPicPr>
+                  </pic:nvPicPr>
+                  <pic:blipFill>
+                    <a:blip r:embed="rId10" cstate="none"/>
+                    <a:srcRect/>
+                    <a:stretch>
+                      <a:fillRect/>
+                    </a:stretch>
+                  </pic:blipFill>
+                  <pic:spPr bwMode="auto">
+                    <a:xfrm>
+                      <a:off x="0" y="0"/>
+                      <a:ext cx="1047750" cy="790575"/>
+                    </a:xfrm>
+                    <a:prstGeom prst="rect">
+                      <a:avLst/>
+                    </a:prstGeom>
+                  </pic:spPr>
+                </pic:pic>
+              </a:graphicData>
+            </a:graphic>
+          </wp:inline>
+        </w:drawing>
+      </w:r>
+    </w:p>
+    <w:p>
+      <w:pPr>
+        <w:keepNext/>
+        <w:spacing w:after="120"/>
       </w:pPr>
       <w:r>
         <w:rPr>
@@ -176,12 +416,60 @@
         <w:t xml:space="preserve">Net (Plantilla (desarrollo plano))</w:t>
       </w:r>
       <w:r>
-        <w:t xml:space="preserve"> — A 2D pattern that folds into a 3D solid</w:t>
-      </w:r>
-    </w:p>
-    <w:p>
-      <w:pPr>
-        <w:spacing w:after="60"/>
+        <w:t xml:space="preserve"> — A flat shape that folds up into a solid.</w:t>
+      </w:r>
+    </w:p>
+    <w:p>
+      <w:pPr>
+        <w:keepNext/>
+        <w:spacing w:after="20" w:before="80"/>
+        <w:jc w:val="center"/>
+      </w:pPr>
+      <w:r>
+        <w:drawing>
+          <wp:inline distT="0" distB="0" distL="0" distR="0">
+            <wp:extent cx="1047750" cy="790575"/>
+            <wp:effectExtent t="0" r="0" b="0" l="0"/>
+            <wp:docPr id="1" name="" descr="" title=""/>
+            <wp:cNvGraphicFramePr>
+              <a:graphicFrameLocks xmlns:a="http://schemas.openxmlformats.org/drawingml/2006/main" noChangeAspect="1"/>
+            </wp:cNvGraphicFramePr>
+            <a:graphic xmlns:a="http://schemas.openxmlformats.org/drawingml/2006/main">
+              <a:graphicData uri="http://schemas.openxmlformats.org/drawingml/2006/picture">
+                <pic:pic xmlns:pic="http://schemas.openxmlformats.org/drawingml/2006/picture">
+                  <pic:nvPicPr>
+                    <pic:cNvPr id="0" name="" descr=""/>
+                    <pic:cNvPicPr>
+                      <a:picLocks noChangeAspect="1" noChangeArrowheads="1"/>
+                    </pic:cNvPicPr>
+                  </pic:nvPicPr>
+                  <pic:blipFill>
+                    <a:blip r:embed="rId8" cstate="none"/>
+                    <a:srcRect/>
+                    <a:stretch>
+                      <a:fillRect/>
+                    </a:stretch>
+                  </pic:blipFill>
+                  <pic:spPr bwMode="auto">
+                    <a:xfrm>
+                      <a:off x="0" y="0"/>
+                      <a:ext cx="1047750" cy="790575"/>
+                    </a:xfrm>
+                    <a:prstGeom prst="rect">
+                      <a:avLst/>
+                    </a:prstGeom>
+                  </pic:spPr>
+                </pic:pic>
+              </a:graphicData>
+            </a:graphic>
+          </wp:inline>
+        </w:drawing>
+      </w:r>
+    </w:p>
+    <w:p>
+      <w:pPr>
+        <w:keepNext/>
+        <w:spacing w:after="120"/>
       </w:pPr>
       <w:r>
         <w:rPr>
@@ -191,7 +479,7 @@
         <w:t xml:space="preserve">Edge (Arista)</w:t>
       </w:r>
       <w:r>
-        <w:t xml:space="preserve"> — A line segment where two faces of a solid meet</w:t>
+        <w:t xml:space="preserve"> — The line where two flat sides of a solid meet.</w:t>
       </w:r>
     </w:p>
     <w:p>

--- a/lessons/10-1/homework.docx
+++ b/lessons/10-1/homework.docx
@@ -24,7 +24,7 @@
           <w:i/>
           <w:iCs/>
         </w:rPr>
-        <w:t xml:space="preserve">Lesson 10-1  •  Standard 6.G.2</w:t>
+        <w:t xml:space="preserve">Lesson 10-1  •  Standard 6.GR.2</w:t>
       </w:r>
     </w:p>
     <w:p>
@@ -255,69 +255,6 @@
                     </pic:cNvPicPr>
                   </pic:nvPicPr>
                   <pic:blipFill>
-                    <a:blip r:embed="rId7" cstate="none"/>
-                    <a:srcRect/>
-                    <a:stretch>
-                      <a:fillRect/>
-                    </a:stretch>
-                  </pic:blipFill>
-                  <pic:spPr bwMode="auto">
-                    <a:xfrm>
-                      <a:off x="0" y="0"/>
-                      <a:ext cx="1047750" cy="790575"/>
-                    </a:xfrm>
-                    <a:prstGeom prst="rect">
-                      <a:avLst/>
-                    </a:prstGeom>
-                  </pic:spPr>
-                </pic:pic>
-              </a:graphicData>
-            </a:graphic>
-          </wp:inline>
-        </w:drawing>
-      </w:r>
-    </w:p>
-    <w:p>
-      <w:pPr>
-        <w:keepNext/>
-        <w:spacing w:after="120"/>
-      </w:pPr>
-      <w:r>
-        <w:rPr>
-          <w:b/>
-          <w:bCs/>
-        </w:rPr>
-        <w:t xml:space="preserve">Cubic units (Unidades cúbicas)</w:t>
-      </w:r>
-      <w:r>
-        <w:t xml:space="preserve"> — The units used to measure space inside, like cubic inches.</w:t>
-      </w:r>
-    </w:p>
-    <w:p>
-      <w:pPr>
-        <w:keepNext/>
-        <w:spacing w:after="20" w:before="80"/>
-        <w:jc w:val="center"/>
-      </w:pPr>
-      <w:r>
-        <w:drawing>
-          <wp:inline distT="0" distB="0" distL="0" distR="0">
-            <wp:extent cx="1047750" cy="790575"/>
-            <wp:effectExtent t="0" r="0" b="0" l="0"/>
-            <wp:docPr id="1" name="" descr="" title=""/>
-            <wp:cNvGraphicFramePr>
-              <a:graphicFrameLocks xmlns:a="http://schemas.openxmlformats.org/drawingml/2006/main" noChangeAspect="1"/>
-            </wp:cNvGraphicFramePr>
-            <a:graphic xmlns:a="http://schemas.openxmlformats.org/drawingml/2006/main">
-              <a:graphicData uri="http://schemas.openxmlformats.org/drawingml/2006/picture">
-                <pic:pic xmlns:pic="http://schemas.openxmlformats.org/drawingml/2006/picture">
-                  <pic:nvPicPr>
-                    <pic:cNvPr id="0" name="" descr=""/>
-                    <pic:cNvPicPr>
-                      <a:picLocks noChangeAspect="1" noChangeArrowheads="1"/>
-                    </pic:cNvPicPr>
-                  </pic:nvPicPr>
-                  <pic:blipFill>
                     <a:blip r:embed="rId9" cstate="none"/>
                     <a:srcRect/>
                     <a:stretch>
@@ -350,10 +287,10 @@
           <w:b/>
           <w:bCs/>
         </w:rPr>
-        <w:t xml:space="preserve">Length, width, height (Largo, ancho, altura)</w:t>
-      </w:r>
-      <w:r>
-        <w:t xml:space="preserve"> — How long, how wide, and how tall a box is.</w:t>
+        <w:t xml:space="preserve">Cubic units (Unidades cúbicas)</w:t>
+      </w:r>
+      <w:r>
+        <w:t xml:space="preserve"> — The units used to measure space inside, like cubic inches.</w:t>
       </w:r>
     </w:p>
     <w:p>
@@ -413,10 +350,10 @@
           <w:b/>
           <w:bCs/>
         </w:rPr>
-        <w:t xml:space="preserve">Net (Plantilla (desarrollo plano))</w:t>
-      </w:r>
-      <w:r>
-        <w:t xml:space="preserve"> — A flat shape that folds up into a solid.</w:t>
+        <w:t xml:space="preserve">Length, width, height (Largo, ancho, altura)</w:t>
+      </w:r>
+      <w:r>
+        <w:t xml:space="preserve"> — How long, how wide, and how tall a box is.</w:t>
       </w:r>
     </w:p>
     <w:p>
@@ -444,7 +381,70 @@
                     </pic:cNvPicPr>
                   </pic:nvPicPr>
                   <pic:blipFill>
-                    <a:blip r:embed="rId8" cstate="none"/>
+                    <a:blip r:embed="rId11" cstate="none"/>
+                    <a:srcRect/>
+                    <a:stretch>
+                      <a:fillRect/>
+                    </a:stretch>
+                  </pic:blipFill>
+                  <pic:spPr bwMode="auto">
+                    <a:xfrm>
+                      <a:off x="0" y="0"/>
+                      <a:ext cx="1047750" cy="790575"/>
+                    </a:xfrm>
+                    <a:prstGeom prst="rect">
+                      <a:avLst/>
+                    </a:prstGeom>
+                  </pic:spPr>
+                </pic:pic>
+              </a:graphicData>
+            </a:graphic>
+          </wp:inline>
+        </w:drawing>
+      </w:r>
+    </w:p>
+    <w:p>
+      <w:pPr>
+        <w:keepNext/>
+        <w:spacing w:after="120"/>
+      </w:pPr>
+      <w:r>
+        <w:rPr>
+          <w:b/>
+          <w:bCs/>
+        </w:rPr>
+        <w:t xml:space="preserve">Net (Plantilla (desarrollo plano))</w:t>
+      </w:r>
+      <w:r>
+        <w:t xml:space="preserve"> — A flat shape that folds up into a solid.</w:t>
+      </w:r>
+    </w:p>
+    <w:p>
+      <w:pPr>
+        <w:keepNext/>
+        <w:spacing w:after="20" w:before="80"/>
+        <w:jc w:val="center"/>
+      </w:pPr>
+      <w:r>
+        <w:drawing>
+          <wp:inline distT="0" distB="0" distL="0" distR="0">
+            <wp:extent cx="1047750" cy="790575"/>
+            <wp:effectExtent t="0" r="0" b="0" l="0"/>
+            <wp:docPr id="1" name="" descr="" title=""/>
+            <wp:cNvGraphicFramePr>
+              <a:graphicFrameLocks xmlns:a="http://schemas.openxmlformats.org/drawingml/2006/main" noChangeAspect="1"/>
+            </wp:cNvGraphicFramePr>
+            <a:graphic xmlns:a="http://schemas.openxmlformats.org/drawingml/2006/main">
+              <a:graphicData uri="http://schemas.openxmlformats.org/drawingml/2006/picture">
+                <pic:pic xmlns:pic="http://schemas.openxmlformats.org/drawingml/2006/picture">
+                  <pic:nvPicPr>
+                    <pic:cNvPr id="0" name="" descr=""/>
+                    <pic:cNvPicPr>
+                      <a:picLocks noChangeAspect="1" noChangeArrowheads="1"/>
+                    </pic:cNvPicPr>
+                  </pic:nvPicPr>
+                  <pic:blipFill>
+                    <a:blip r:embed="rId12" cstate="none"/>
                     <a:srcRect/>
                     <a:stretch>
                       <a:fillRect/>
@@ -1078,7 +1078,143 @@
           <w:b/>
           <w:bCs/>
         </w:rPr>
-        <w:t xml:space="preserve">6. A box is 4 units long, 3 wide, and 2 tall. What is its volume?</w:t>
+        <w:t xml:space="preserve">6. onLevel — Spot the Common Mistake</w:t>
+      </w:r>
+    </w:p>
+    <w:p>
+      <w:pPr>
+        <w:spacing w:after="40" w:before="0"/>
+      </w:pPr>
+      <w:r>
+        <w:t xml:space="preserve">   Step 1 (Read): A student is working on Volume with Whole Number Edges.</w:t>
+      </w:r>
+    </w:p>
+    <w:p>
+      <w:pPr>
+        <w:spacing w:after="40" w:before="0"/>
+      </w:pPr>
+      <w:r>
+        <w:t xml:space="preserve">   Step 2 (Attempt): They ignored the rule: To find the volume of a box, multiply all three edges: V = length × width × height.</w:t>
+      </w:r>
+    </w:p>
+    <w:p>
+      <w:pPr>
+        <w:spacing w:after="40" w:before="0"/>
+      </w:pPr>
+      <w:r>
+        <w:t xml:space="preserve">   Step 3 (Check): The answer does not match the math rule from class.</w:t>
+      </w:r>
+    </w:p>
+    <w:p>
+      <w:pPr>
+        <w:spacing w:after="60" w:before="0"/>
+      </w:pPr>
+      <w:r>
+        <w:rPr>
+          <w:i/>
+          <w:iCs/>
+        </w:rPr>
+        <w:t xml:space="preserve">Which step has the mistake? Explain and fix it:</w:t>
+      </w:r>
+    </w:p>
+    <w:p>
+      <w:pPr>
+        <w:spacing w:after="60" w:before="120"/>
+      </w:pPr>
+      <w:r>
+        <w:rPr>
+          <w:color w:val="BBBBBB"/>
+        </w:rPr>
+        <w:t xml:space="preserve">______________________________________________________________________</w:t>
+      </w:r>
+    </w:p>
+    <w:p>
+      <w:pPr>
+        <w:spacing w:after="60" w:before="120"/>
+      </w:pPr>
+      <w:r>
+        <w:rPr>
+          <w:color w:val="BBBBBB"/>
+        </w:rPr>
+        <w:t xml:space="preserve">______________________________________________________________________</w:t>
+      </w:r>
+    </w:p>
+    <w:p>
+      <w:pPr>
+        <w:spacing w:after="60" w:before="120"/>
+      </w:pPr>
+      <w:r>
+        <w:rPr>
+          <w:color w:val="BBBBBB"/>
+        </w:rPr>
+        <w:t xml:space="preserve">______________________________________________________________________</w:t>
+      </w:r>
+    </w:p>
+    <w:p>
+      <w:pPr>
+        <w:spacing w:after="80" w:before="0"/>
+      </w:pPr>
+      <w:r>
+        <w:rPr>
+          <w:b/>
+          <w:bCs/>
+        </w:rPr>
+        <w:t xml:space="preserve">7. A time capsule box is 5 units long, 3 units wide, and 2 units tall. How many unit cubes fill it?</w:t>
+      </w:r>
+    </w:p>
+    <w:p>
+      <w:pPr>
+        <w:spacing w:after="40" w:before="0"/>
+      </w:pPr>
+      <w:r>
+        <w:t xml:space="preserve">     A. 30 cubic units</w:t>
+      </w:r>
+    </w:p>
+    <w:p>
+      <w:pPr>
+        <w:spacing w:after="40" w:before="0"/>
+      </w:pPr>
+      <w:r>
+        <w:t xml:space="preserve">     B. 10 cubic units</w:t>
+      </w:r>
+    </w:p>
+    <w:p>
+      <w:pPr>
+        <w:spacing w:after="40" w:before="0"/>
+      </w:pPr>
+      <w:r>
+        <w:t xml:space="preserve">     C. 15 cubic units</w:t>
+      </w:r>
+    </w:p>
+    <w:p>
+      <w:pPr>
+        <w:spacing w:after="40" w:before="0"/>
+      </w:pPr>
+      <w:r>
+        <w:t xml:space="preserve">     D. 25 cubic units</w:t>
+      </w:r>
+    </w:p>
+    <w:p>
+      <w:pPr>
+        <w:spacing w:after="60" w:before="120"/>
+      </w:pPr>
+      <w:r>
+        <w:rPr>
+          <w:color w:val="BBBBBB"/>
+        </w:rPr>
+        <w:t xml:space="preserve">______________________________________________________________________</w:t>
+      </w:r>
+    </w:p>
+    <w:p>
+      <w:pPr>
+        <w:spacing w:after="80" w:before="0"/>
+      </w:pPr>
+      <w:r>
+        <w:rPr>
+          <w:b/>
+          <w:bCs/>
+        </w:rPr>
+        <w:t xml:space="preserve">8. You stack unit cubes in a capsule: each layer has 6 cubes, and there are 4 layers. What is the volume?</w:t>
       </w:r>
     </w:p>
     <w:p>
@@ -1094,23 +1230,23 @@
         <w:spacing w:after="40" w:before="0"/>
       </w:pPr>
       <w:r>
-        <w:t xml:space="preserve">     B. 9 cubic units</w:t>
-      </w:r>
-    </w:p>
-    <w:p>
-      <w:pPr>
-        <w:spacing w:after="40" w:before="0"/>
-      </w:pPr>
-      <w:r>
-        <w:t xml:space="preserve">     C. 18 cubic units</w:t>
-      </w:r>
-    </w:p>
-    <w:p>
-      <w:pPr>
-        <w:spacing w:after="40" w:before="0"/>
-      </w:pPr>
-      <w:r>
-        <w:t xml:space="preserve">     D. 12 cubic units</w:t>
+        <w:t xml:space="preserve">     B. 10 cubic units</w:t>
+      </w:r>
+    </w:p>
+    <w:p>
+      <w:pPr>
+        <w:spacing w:after="40" w:before="0"/>
+      </w:pPr>
+      <w:r>
+        <w:t xml:space="preserve">     C. 12 cubic units</w:t>
+      </w:r>
+    </w:p>
+    <w:p>
+      <w:pPr>
+        <w:spacing w:after="40" w:before="0"/>
+      </w:pPr>
+      <w:r>
+        <w:t xml:space="preserve">     D. 18 cubic units</w:t>
       </w:r>
     </w:p>
     <w:p>
@@ -1133,41 +1269,147 @@
           <w:b/>
           <w:bCs/>
         </w:rPr>
-        <w:t xml:space="preserve">7. How many unit cubes fill a box that is 5 by 2 by 3?</w:t>
-      </w:r>
-    </w:p>
-    <w:p>
-      <w:pPr>
-        <w:spacing w:after="40" w:before="0"/>
-      </w:pPr>
-      <w:r>
-        <w:t xml:space="preserve">     A. 30</w:t>
-      </w:r>
-    </w:p>
-    <w:p>
-      <w:pPr>
-        <w:spacing w:after="40" w:before="0"/>
-      </w:pPr>
-      <w:r>
-        <w:t xml:space="preserve">     B. 10</w:t>
-      </w:r>
-    </w:p>
-    <w:p>
-      <w:pPr>
-        <w:spacing w:after="40" w:before="0"/>
-      </w:pPr>
-      <w:r>
-        <w:t xml:space="preserve">     C. 25</w:t>
-      </w:r>
-    </w:p>
-    <w:p>
-      <w:pPr>
-        <w:spacing w:after="40" w:before="0"/>
-      </w:pPr>
-      <w:r>
-        <w:t xml:space="preserve">     D. 15</w:t>
-      </w:r>
-    </w:p>
+        <w:t xml:space="preserve">9. Match each capsule's dimensions to its volume. Use V = length × width × height.</w:t>
+      </w:r>
+    </w:p>
+    <w:tbl>
+      <w:tblPr>
+        <w:tblW w:type="pct" w:w="100%"/>
+        <w:tblBorders>
+          <w:top w:val="single" w:color="auto" w:sz="4"/>
+          <w:left w:val="single" w:color="auto" w:sz="4"/>
+          <w:bottom w:val="single" w:color="auto" w:sz="4"/>
+          <w:right w:val="single" w:color="auto" w:sz="4"/>
+          <w:insideH w:val="single" w:color="auto" w:sz="4"/>
+          <w:insideV w:val="single" w:color="auto" w:sz="4"/>
+        </w:tblBorders>
+      </w:tblPr>
+      <w:tblGrid>
+        <w:gridCol w:w="100"/>
+        <w:gridCol w:w="100"/>
+      </w:tblGrid>
+      <w:tr>
+        <w:trPr>
+          <w:tblHeader/>
+        </w:trPr>
+        <w:tc>
+          <w:tcPr>
+            <w:tcW w:type="pct" w:w="50%"/>
+          </w:tcPr>
+          <w:p>
+            <w:r>
+              <w:rPr>
+                <w:b/>
+                <w:bCs/>
+              </w:rPr>
+              <w:t xml:space="preserve">Item</w:t>
+            </w:r>
+          </w:p>
+        </w:tc>
+        <w:tc>
+          <w:tcPr>
+            <w:tcW w:type="pct" w:w="50%"/>
+          </w:tcPr>
+          <w:p>
+            <w:r>
+              <w:rPr>
+                <w:b/>
+                <w:bCs/>
+              </w:rPr>
+              <w:t xml:space="preserve">Answer choices</w:t>
+            </w:r>
+          </w:p>
+        </w:tc>
+      </w:tr>
+      <w:tr>
+        <w:tc>
+          <w:tcPr>
+            <w:tcW w:type="pct" w:w="50%"/>
+          </w:tcPr>
+          <w:p>
+            <w:r>
+              <w:t xml:space="preserve">____  7 × 2 × 3</w:t>
+            </w:r>
+          </w:p>
+        </w:tc>
+        <w:tc>
+          <w:tcPr>
+            <w:tcW w:type="pct" w:w="50%"/>
+          </w:tcPr>
+          <w:p>
+            <w:r>
+              <w:t xml:space="preserve">D. 30 cubic units</w:t>
+            </w:r>
+          </w:p>
+        </w:tc>
+      </w:tr>
+      <w:tr>
+        <w:tc>
+          <w:tcPr>
+            <w:tcW w:type="pct" w:w="50%"/>
+          </w:tcPr>
+          <w:p>
+            <w:r>
+              <w:t xml:space="preserve">____  6 × 5 × 2</w:t>
+            </w:r>
+          </w:p>
+        </w:tc>
+        <w:tc>
+          <w:tcPr>
+            <w:tcW w:type="pct" w:w="50%"/>
+          </w:tcPr>
+          <w:p>
+            <w:r>
+              <w:t xml:space="preserve">C. 72 cubic units</w:t>
+            </w:r>
+          </w:p>
+        </w:tc>
+      </w:tr>
+      <w:tr>
+        <w:tc>
+          <w:tcPr>
+            <w:tcW w:type="pct" w:w="50%"/>
+          </w:tcPr>
+          <w:p>
+            <w:r>
+              <w:t xml:space="preserve">____  9 × 4 × 2</w:t>
+            </w:r>
+          </w:p>
+        </w:tc>
+        <w:tc>
+          <w:tcPr>
+            <w:tcW w:type="pct" w:w="50%"/>
+          </w:tcPr>
+          <w:p>
+            <w:r>
+              <w:t xml:space="preserve">B. 60 cubic units</w:t>
+            </w:r>
+          </w:p>
+        </w:tc>
+      </w:tr>
+      <w:tr>
+        <w:tc>
+          <w:tcPr>
+            <w:tcW w:type="pct" w:w="50%"/>
+          </w:tcPr>
+          <w:p>
+            <w:r>
+              <w:t xml:space="preserve">____  5 × 3 × 2</w:t>
+            </w:r>
+          </w:p>
+        </w:tc>
+        <w:tc>
+          <w:tcPr>
+            <w:tcW w:type="pct" w:w="50%"/>
+          </w:tcPr>
+          <w:p>
+            <w:r>
+              <w:t xml:space="preserve">A. 42 cubic units</w:t>
+            </w:r>
+          </w:p>
+        </w:tc>
+      </w:tr>
+    </w:tbl>
     <w:p>
       <w:pPr>
         <w:spacing w:after="60" w:before="120"/>
@@ -1188,50 +1430,7 @@
           <w:b/>
           <w:bCs/>
         </w:rPr>
-        <w:t xml:space="preserve">8. A cube has edges of 4 units. What is its volume?</w:t>
-      </w:r>
-    </w:p>
-    <w:p>
-      <w:pPr>
-        <w:spacing w:after="40" w:before="0"/>
-      </w:pPr>
-      <w:r>
-        <w:t xml:space="preserve">     A. 64 cubic units</w:t>
-      </w:r>
-    </w:p>
-    <w:p>
-      <w:pPr>
-        <w:spacing w:after="40" w:before="0"/>
-      </w:pPr>
-      <w:r>
-        <w:t xml:space="preserve">     B. 16 cubic units</w:t>
-      </w:r>
-    </w:p>
-    <w:p>
-      <w:pPr>
-        <w:spacing w:after="40" w:before="0"/>
-      </w:pPr>
-      <w:r>
-        <w:t xml:space="preserve">     C. 12 cubic units</w:t>
-      </w:r>
-    </w:p>
-    <w:p>
-      <w:pPr>
-        <w:spacing w:after="40" w:before="0"/>
-      </w:pPr>
-      <w:r>
-        <w:t xml:space="preserve">     D. 48 cubic units</w:t>
-      </w:r>
-    </w:p>
-    <w:p>
-      <w:pPr>
-        <w:spacing w:after="60" w:before="120"/>
-      </w:pPr>
-      <w:r>
-        <w:rPr>
-          <w:color w:val="BBBBBB"/>
-        </w:rPr>
-        <w:t xml:space="preserve">______________________________________________________________________</w:t>
+        <w:t xml:space="preserve">10. A capsule is filled with unit cubes. Sort each statement by whether it describes COUNTING cubes by layers or finding volume with the FORMULA.</w:t>
       </w:r>
     </w:p>
     <w:p>
@@ -1240,42 +1439,58 @@
       </w:pPr>
       <w:r>
         <w:rPr>
-          <w:b/>
-          <w:bCs/>
-        </w:rPr>
-        <w:t xml:space="preserve">9. A box has volume 36 cubic units. Its base is 6 by 2. What is its height?</w:t>
-      </w:r>
-    </w:p>
-    <w:p>
-      <w:pPr>
-        <w:spacing w:after="40" w:before="0"/>
-      </w:pPr>
-      <w:r>
-        <w:t xml:space="preserve">     A. 3 units</w:t>
-      </w:r>
-    </w:p>
-    <w:p>
-      <w:pPr>
-        <w:spacing w:after="40" w:before="0"/>
-      </w:pPr>
-      <w:r>
-        <w:t xml:space="preserve">     B. 12 units</w:t>
-      </w:r>
-    </w:p>
-    <w:p>
-      <w:pPr>
-        <w:spacing w:after="40" w:before="0"/>
-      </w:pPr>
-      <w:r>
-        <w:t xml:space="preserve">     C. 6 units</w:t>
-      </w:r>
-    </w:p>
-    <w:p>
-      <w:pPr>
-        <w:spacing w:after="40" w:before="0"/>
-      </w:pPr>
-      <w:r>
-        <w:t xml:space="preserve">     D. 2 units</w:t>
+          <w:i/>
+          <w:iCs/>
+        </w:rPr>
+        <w:t xml:space="preserve">Groups: Counting Cubes by Layers   |   Using the Volume Formula</w:t>
+      </w:r>
+    </w:p>
+    <w:p>
+      <w:pPr>
+        <w:spacing w:after="40" w:before="0"/>
+      </w:pPr>
+      <w:r>
+        <w:t xml:space="preserve">   • Count 4 layers of 6 cubes each   → __________________</w:t>
+      </w:r>
+    </w:p>
+    <w:p>
+      <w:pPr>
+        <w:spacing w:after="40" w:before="0"/>
+      </w:pPr>
+      <w:r>
+        <w:t xml:space="preserve">   • Add up the cubes in every layer   → __________________</w:t>
+      </w:r>
+    </w:p>
+    <w:p>
+      <w:pPr>
+        <w:spacing w:after="40" w:before="0"/>
+      </w:pPr>
+      <w:r>
+        <w:t xml:space="preserve">   • Stack layers until the box is full, then count   → __________________</w:t>
+      </w:r>
+    </w:p>
+    <w:p>
+      <w:pPr>
+        <w:spacing w:after="40" w:before="0"/>
+      </w:pPr>
+      <w:r>
+        <w:t xml:space="preserve">   • Use V = length × width × height   → __________________</w:t>
+      </w:r>
+    </w:p>
+    <w:p>
+      <w:pPr>
+        <w:spacing w:after="40" w:before="0"/>
+      </w:pPr>
+      <w:r>
+        <w:t xml:space="preserve">   • Multiply the three edge lengths together   → __________________</w:t>
+      </w:r>
+    </w:p>
+    <w:p>
+      <w:pPr>
+        <w:spacing w:after="40" w:before="0"/>
+      </w:pPr>
+      <w:r>
+        <w:t xml:space="preserve">   • Compute 6 × 5 × 2 = 60 cubic units   → __________________</w:t>
       </w:r>
     </w:p>
     <w:p>
@@ -1321,10 +1536,22 @@
     </w:p>
     <w:p>
       <w:pPr>
+        <w:spacing w:after="20" w:before="0"/>
+      </w:pPr>
+      <w:r>
+        <w:t xml:space="preserve">     V = l × w × h = 7 × 3 × 4 = 84 cubic inches.</w:t>
+      </w:r>
+    </w:p>
+    <w:p>
+      <w:pPr>
         <w:spacing w:after="80" w:before="0"/>
       </w:pPr>
       <w:r>
-        <w:t xml:space="preserve">     V = l × w × h = 7 × 3 × 4 = 84 cubic inches.</w:t>
+        <w:rPr>
+          <w:i/>
+          <w:iCs/>
+        </w:rPr>
+        <w:t xml:space="preserve">     Watch for: A common mistake in Volume with Whole Number Edges is skipping the key idea: "To find the volume of a box, multiply all three edges: V = length × width × height." — always check your work against this rule before you submit.</w:t>
       </w:r>
     </w:p>
     <w:p>
@@ -1341,10 +1568,22 @@
     </w:p>
     <w:p>
       <w:pPr>
+        <w:spacing w:after="20" w:before="0"/>
+      </w:pPr>
+      <w:r>
+        <w:t xml:space="preserve">     V = l × w × h → 120 = 10 × 4 × h → 120 = 40h → h = 3 cm.</w:t>
+      </w:r>
+    </w:p>
+    <w:p>
+      <w:pPr>
         <w:spacing w:after="80" w:before="0"/>
       </w:pPr>
       <w:r>
-        <w:t xml:space="preserve">     V = l × w × h → 120 = 10 × 4 × h → 120 = 40h → h = 3 cm.</w:t>
+        <w:rPr>
+          <w:i/>
+          <w:iCs/>
+        </w:rPr>
+        <w:t xml:space="preserve">     Watch for: A common mistake in Volume with Whole Number Edges is skipping the key idea: "To find the volume of a box, multiply all three edges: V = length × width × height." — always check your work against this rule before you submit.</w:t>
       </w:r>
     </w:p>
     <w:p>
@@ -1405,10 +1644,22 @@
     </w:p>
     <w:p>
       <w:pPr>
+        <w:spacing w:after="20" w:before="0"/>
+      </w:pPr>
+      <w:r>
+        <w:t xml:space="preserve">     Bin A: 8 × 6 × 5 = 240 in³. Bin B: 9 × 4 × 7 = 252 in³. Bin B holds 12 in³ more.</w:t>
+      </w:r>
+    </w:p>
+    <w:p>
+      <w:pPr>
         <w:spacing w:after="80" w:before="0"/>
       </w:pPr>
       <w:r>
-        <w:t xml:space="preserve">     Bin A: 8 × 6 × 5 = 240 in³. Bin B: 9 × 4 × 7 = 252 in³. Bin B holds 12 in³ more.</w:t>
+        <w:rPr>
+          <w:i/>
+          <w:iCs/>
+        </w:rPr>
+        <w:t xml:space="preserve">     Watch for: A common mistake in Volume with Whole Number Edges is skipping the key idea: "To find the volume of a box, multiply all three edges: V = length × width × height." — always check your work against this rule before you submit.</w:t>
       </w:r>
     </w:p>
     <w:p>
@@ -1480,7 +1731,43 @@
           <w:b/>
           <w:bCs/>
         </w:rPr>
-        <w:t xml:space="preserve">6. A. 24 cubic units</w:t>
+        <w:t xml:space="preserve">6. onLevel — Spot the Common Mistake</w:t>
+      </w:r>
+    </w:p>
+    <w:p>
+      <w:pPr>
+        <w:spacing w:after="20" w:before="0"/>
+      </w:pPr>
+      <w:r>
+        <w:t xml:space="preserve">     The mistake is in Step 2.</w:t>
+      </w:r>
+    </w:p>
+    <w:p>
+      <w:pPr>
+        <w:spacing w:after="20" w:before="0"/>
+      </w:pPr>
+      <w:r>
+        <w:t xml:space="preserve">     Correct work: Follow the key idea: To find the volume of a box, multiply all three edges: V = length × width × height.</w:t>
+      </w:r>
+    </w:p>
+    <w:p>
+      <w:pPr>
+        <w:spacing w:after="40" w:before="0"/>
+      </w:pPr>
+      <w:r>
+        <w:rPr>
+          <w:b/>
+          <w:bCs/>
+        </w:rPr>
+        <w:t xml:space="preserve">7. A. 30 cubic units</w:t>
+      </w:r>
+    </w:p>
+    <w:p>
+      <w:pPr>
+        <w:spacing w:after="20" w:before="0"/>
+      </w:pPr>
+      <w:r>
+        <w:t xml:space="preserve">     V = length × width × height = 5 × 3 × 2 = 30 cubic units.</w:t>
       </w:r>
     </w:p>
     <w:p>
@@ -1488,19 +1775,31 @@
         <w:spacing w:after="80" w:before="0"/>
       </w:pPr>
       <w:r>
-        <w:t xml:space="preserve">     V = l × w × h = 4 × 3 × 2 = 24 cubic units.</w:t>
-      </w:r>
-    </w:p>
-    <w:p>
-      <w:pPr>
-        <w:spacing w:after="40" w:before="0"/>
-      </w:pPr>
-      <w:r>
-        <w:rPr>
-          <w:b/>
-          <w:bCs/>
-        </w:rPr>
-        <w:t xml:space="preserve">7. A. 30</w:t>
+        <w:rPr>
+          <w:i/>
+          <w:iCs/>
+        </w:rPr>
+        <w:t xml:space="preserve">     Watch for: A common mistake in Volume with Whole Number Edges is skipping the key idea: "To find the volume of a box, multiply all three edges: V = length × width × height." — always check your work against this rule before you submit.</w:t>
+      </w:r>
+    </w:p>
+    <w:p>
+      <w:pPr>
+        <w:spacing w:after="40" w:before="0"/>
+      </w:pPr>
+      <w:r>
+        <w:rPr>
+          <w:b/>
+          <w:bCs/>
+        </w:rPr>
+        <w:t xml:space="preserve">8. A. 24 cubic units</w:t>
+      </w:r>
+    </w:p>
+    <w:p>
+      <w:pPr>
+        <w:spacing w:after="20" w:before="0"/>
+      </w:pPr>
+      <w:r>
+        <w:t xml:space="preserve">     Each layer has 6 cubes and there are 4 layers, so 6 × 4 = 24 cubic units. This is the same as length × width × height with one factor being the number of layers.</w:t>
       </w:r>
     </w:p>
     <w:p>
@@ -1508,47 +1807,131 @@
         <w:spacing w:after="80" w:before="0"/>
       </w:pPr>
       <w:r>
-        <w:t xml:space="preserve">     5 × 2 × 3 = 30 unit cubes.</w:t>
-      </w:r>
-    </w:p>
-    <w:p>
-      <w:pPr>
-        <w:spacing w:after="40" w:before="0"/>
-      </w:pPr>
-      <w:r>
-        <w:rPr>
-          <w:b/>
-          <w:bCs/>
-        </w:rPr>
-        <w:t xml:space="preserve">8. A. 64 cubic units</w:t>
-      </w:r>
-    </w:p>
-    <w:p>
-      <w:pPr>
-        <w:spacing w:after="80" w:before="0"/>
-      </w:pPr>
-      <w:r>
-        <w:t xml:space="preserve">     V = 4 × 4 × 4 = 64 cubic units.</w:t>
-      </w:r>
-    </w:p>
-    <w:p>
-      <w:pPr>
-        <w:spacing w:after="40" w:before="0"/>
-      </w:pPr>
-      <w:r>
-        <w:rPr>
-          <w:b/>
-          <w:bCs/>
-        </w:rPr>
-        <w:t xml:space="preserve">9. A. 3 units</w:t>
-      </w:r>
-    </w:p>
-    <w:p>
-      <w:pPr>
-        <w:spacing w:after="80" w:before="0"/>
-      </w:pPr>
-      <w:r>
-        <w:t xml:space="preserve">     Base area = 12; height = 36 ÷ 12 = 3 units.</w:t>
+        <w:rPr>
+          <w:i/>
+          <w:iCs/>
+        </w:rPr>
+        <w:t xml:space="preserve">     Watch for: A common mistake in Volume with Whole Number Edges is skipping the key idea: "To find the volume of a box, multiply all three edges: V = length × width × height." — always check your work against this rule before you submit.</w:t>
+      </w:r>
+    </w:p>
+    <w:p>
+      <w:pPr>
+        <w:spacing w:after="40" w:before="0"/>
+      </w:pPr>
+      <w:r>
+        <w:rPr>
+          <w:b/>
+          <w:bCs/>
+        </w:rPr>
+        <w:t xml:space="preserve">9. Matches:</w:t>
+      </w:r>
+    </w:p>
+    <w:p>
+      <w:pPr>
+        <w:spacing w:after="20" w:before="0"/>
+      </w:pPr>
+      <w:r>
+        <w:t xml:space="preserve">     7 × 2 × 3 → 42 cubic units</w:t>
+      </w:r>
+    </w:p>
+    <w:p>
+      <w:pPr>
+        <w:spacing w:after="20" w:before="0"/>
+      </w:pPr>
+      <w:r>
+        <w:t xml:space="preserve">     6 × 5 × 2 → 60 cubic units</w:t>
+      </w:r>
+    </w:p>
+    <w:p>
+      <w:pPr>
+        <w:spacing w:after="20" w:before="0"/>
+      </w:pPr>
+      <w:r>
+        <w:t xml:space="preserve">     9 × 4 × 2 → 72 cubic units</w:t>
+      </w:r>
+    </w:p>
+    <w:p>
+      <w:pPr>
+        <w:spacing w:after="20" w:before="0"/>
+      </w:pPr>
+      <w:r>
+        <w:t xml:space="preserve">     5 × 3 × 2 → 30 cubic units</w:t>
+      </w:r>
+    </w:p>
+    <w:p>
+      <w:pPr>
+        <w:spacing w:after="40" w:before="0"/>
+      </w:pPr>
+      <w:r>
+        <w:t xml:space="preserve"/>
+      </w:r>
+    </w:p>
+    <w:p>
+      <w:pPr>
+        <w:spacing w:after="40" w:before="0"/>
+      </w:pPr>
+      <w:r>
+        <w:rPr>
+          <w:b/>
+          <w:bCs/>
+        </w:rPr>
+        <w:t xml:space="preserve">10. Correct groups:</w:t>
+      </w:r>
+    </w:p>
+    <w:p>
+      <w:pPr>
+        <w:spacing w:after="20" w:before="0"/>
+      </w:pPr>
+      <w:r>
+        <w:t xml:space="preserve">     Count 4 layers of 6 cubes each → Counting Cubes by Layers</w:t>
+      </w:r>
+    </w:p>
+    <w:p>
+      <w:pPr>
+        <w:spacing w:after="20" w:before="0"/>
+      </w:pPr>
+      <w:r>
+        <w:t xml:space="preserve">     Add up the cubes in every layer → Counting Cubes by Layers</w:t>
+      </w:r>
+    </w:p>
+    <w:p>
+      <w:pPr>
+        <w:spacing w:after="20" w:before="0"/>
+      </w:pPr>
+      <w:r>
+        <w:t xml:space="preserve">     Stack layers until the box is full, then count → Counting Cubes by Layers</w:t>
+      </w:r>
+    </w:p>
+    <w:p>
+      <w:pPr>
+        <w:spacing w:after="20" w:before="0"/>
+      </w:pPr>
+      <w:r>
+        <w:t xml:space="preserve">     Use V = length × width × height → Using the Volume Formula</w:t>
+      </w:r>
+    </w:p>
+    <w:p>
+      <w:pPr>
+        <w:spacing w:after="20" w:before="0"/>
+      </w:pPr>
+      <w:r>
+        <w:t xml:space="preserve">     Multiply the three edge lengths together → Using the Volume Formula</w:t>
+      </w:r>
+    </w:p>
+    <w:p>
+      <w:pPr>
+        <w:spacing w:after="20" w:before="0"/>
+      </w:pPr>
+      <w:r>
+        <w:t xml:space="preserve">     Compute 6 × 5 × 2 = 60 cubic units → Using the Volume Formula</w:t>
+      </w:r>
+    </w:p>
+    <w:p>
+      <w:pPr>
+        <w:spacing w:after="40" w:before="0"/>
+      </w:pPr>
+      <w:r>
+        <w:t xml:space="preserve"/>
       </w:r>
     </w:p>
     <w:sectPr>

--- a/lessons/10-1/homework.docx
+++ b/lessons/10-1/homework.docx
@@ -1078,31 +1078,39 @@
           <w:b/>
           <w:bCs/>
         </w:rPr>
-        <w:t xml:space="preserve">6. onLevel — Spot the Common Mistake</w:t>
-      </w:r>
-    </w:p>
-    <w:p>
-      <w:pPr>
-        <w:spacing w:after="40" w:before="0"/>
-      </w:pPr>
-      <w:r>
-        <w:t xml:space="preserve">   Step 1 (Read): A student is working on Volume with Whole Number Edges.</w:t>
-      </w:r>
-    </w:p>
-    <w:p>
-      <w:pPr>
-        <w:spacing w:after="40" w:before="0"/>
-      </w:pPr>
-      <w:r>
-        <w:t xml:space="preserve">   Step 2 (Attempt): They ignored the rule: To find the volume of a box, multiply all three edges: V = length × width × height.</w:t>
-      </w:r>
-    </w:p>
-    <w:p>
-      <w:pPr>
-        <w:spacing w:after="40" w:before="0"/>
-      </w:pPr>
-      <w:r>
-        <w:t xml:space="preserve">   Step 3 (Check): The answer does not match the math rule from class.</w:t>
+        <w:t xml:space="preserve">6. onLevel — Added the Last Edge</w:t>
+      </w:r>
+    </w:p>
+    <w:p>
+      <w:pPr>
+        <w:spacing w:after="40" w:before="0"/>
+      </w:pPr>
+      <w:r>
+        <w:t xml:space="preserve">   Step 1 (Dimensions): A capsule is 6 long, 5 wide, and 3 tall</w:t>
+      </w:r>
+    </w:p>
+    <w:p>
+      <w:pPr>
+        <w:spacing w:after="40" w:before="0"/>
+      </w:pPr>
+      <w:r>
+        <w:t xml:space="preserve">   Step 2 (Formula): V = length × width × height</w:t>
+      </w:r>
+    </w:p>
+    <w:p>
+      <w:pPr>
+        <w:spacing w:after="40" w:before="0"/>
+      </w:pPr>
+      <w:r>
+        <w:t xml:space="preserve">   Step 3 (Calculate): V = 6 × 5 + 3 = 33 cubic units</w:t>
+      </w:r>
+    </w:p>
+    <w:p>
+      <w:pPr>
+        <w:spacing w:after="40" w:before="0"/>
+      </w:pPr>
+      <w:r>
+        <w:t xml:space="preserve">   Step 4 (Answer): Volume = 33 cubic units</w:t>
       </w:r>
     </w:p>
     <w:p>
@@ -1159,7 +1167,117 @@
           <w:b/>
           <w:bCs/>
         </w:rPr>
-        <w:t xml:space="preserve">7. A time capsule box is 5 units long, 3 units wide, and 2 units tall. How many unit cubes fill it?</w:t>
+        <w:t xml:space="preserve">7. A rectangular prism has length 8 cm, width 5 cm, and height 4 cm. What is its volume?</w:t>
+      </w:r>
+    </w:p>
+    <w:p>
+      <w:pPr>
+        <w:spacing w:after="40" w:before="0"/>
+      </w:pPr>
+      <w:r>
+        <w:t xml:space="preserve">     A. 17 cm³</w:t>
+      </w:r>
+    </w:p>
+    <w:p>
+      <w:pPr>
+        <w:spacing w:after="40" w:before="0"/>
+      </w:pPr>
+      <w:r>
+        <w:t xml:space="preserve">     B. 160 cm³</w:t>
+      </w:r>
+    </w:p>
+    <w:p>
+      <w:pPr>
+        <w:spacing w:after="40" w:before="0"/>
+      </w:pPr>
+      <w:r>
+        <w:t xml:space="preserve">     C. 80 cm³</w:t>
+      </w:r>
+    </w:p>
+    <w:p>
+      <w:pPr>
+        <w:spacing w:after="40" w:before="0"/>
+      </w:pPr>
+      <w:r>
+        <w:t xml:space="preserve">     D. 120 cm³</w:t>
+      </w:r>
+    </w:p>
+    <w:p>
+      <w:pPr>
+        <w:spacing w:after="60" w:before="120"/>
+      </w:pPr>
+      <w:r>
+        <w:rPr>
+          <w:color w:val="BBBBBB"/>
+        </w:rPr>
+        <w:t xml:space="preserve">______________________________________________________________________</w:t>
+      </w:r>
+    </w:p>
+    <w:p>
+      <w:pPr>
+        <w:spacing w:after="80" w:before="0"/>
+      </w:pPr>
+      <w:r>
+        <w:rPr>
+          <w:b/>
+          <w:bCs/>
+        </w:rPr>
+        <w:t xml:space="preserve">8. A box has a volume of 72 in³. Its base is 6 in by 4 in. What is its height?</w:t>
+      </w:r>
+    </w:p>
+    <w:p>
+      <w:pPr>
+        <w:spacing w:after="40" w:before="0"/>
+      </w:pPr>
+      <w:r>
+        <w:t xml:space="preserve">     A. 3 in</w:t>
+      </w:r>
+    </w:p>
+    <w:p>
+      <w:pPr>
+        <w:spacing w:after="40" w:before="0"/>
+      </w:pPr>
+      <w:r>
+        <w:t xml:space="preserve">     B. 12 in</w:t>
+      </w:r>
+    </w:p>
+    <w:p>
+      <w:pPr>
+        <w:spacing w:after="40" w:before="0"/>
+      </w:pPr>
+      <w:r>
+        <w:t xml:space="preserve">     C. 2 in</w:t>
+      </w:r>
+    </w:p>
+    <w:p>
+      <w:pPr>
+        <w:spacing w:after="40" w:before="0"/>
+      </w:pPr>
+      <w:r>
+        <w:t xml:space="preserve">     D. 18 in</w:t>
+      </w:r>
+    </w:p>
+    <w:p>
+      <w:pPr>
+        <w:spacing w:after="60" w:before="120"/>
+      </w:pPr>
+      <w:r>
+        <w:rPr>
+          <w:color w:val="BBBBBB"/>
+        </w:rPr>
+        <w:t xml:space="preserve">______________________________________________________________________</w:t>
+      </w:r>
+    </w:p>
+    <w:p>
+      <w:pPr>
+        <w:spacing w:after="80" w:before="0"/>
+      </w:pPr>
+      <w:r>
+        <w:rPr>
+          <w:b/>
+          <w:bCs/>
+        </w:rPr>
+        <w:t xml:space="preserve">9. A time capsule box is 5 units long, 3 units wide, and 2 units tall. How many unit cubes fill it?</w:t>
       </w:r>
     </w:p>
     <w:p>
@@ -1214,7 +1332,7 @@
           <w:b/>
           <w:bCs/>
         </w:rPr>
-        <w:t xml:space="preserve">8. You stack unit cubes in a capsule: each layer has 6 cubes, and there are 4 layers. What is the volume?</w:t>
+        <w:t xml:space="preserve">10. You stack unit cubes in a capsule: each layer has 6 cubes, and there are 4 layers. What is the volume?</w:t>
       </w:r>
     </w:p>
     <w:p>
@@ -1261,176 +1379,41 @@
       </w:r>
     </w:p>
     <w:p>
-      <w:pPr>
-        <w:spacing w:after="80" w:before="0"/>
-      </w:pPr>
-      <w:r>
-        <w:rPr>
-          <w:b/>
-          <w:bCs/>
-        </w:rPr>
-        <w:t xml:space="preserve">9. Match each capsule's dimensions to its volume. Use V = length × width × height.</w:t>
-      </w:r>
-    </w:p>
-    <w:tbl>
-      <w:tblPr>
-        <w:tblW w:type="pct" w:w="100%"/>
-        <w:tblBorders>
-          <w:top w:val="single" w:color="auto" w:sz="4"/>
-          <w:left w:val="single" w:color="auto" w:sz="4"/>
-          <w:bottom w:val="single" w:color="auto" w:sz="4"/>
-          <w:right w:val="single" w:color="auto" w:sz="4"/>
-          <w:insideH w:val="single" w:color="auto" w:sz="4"/>
-          <w:insideV w:val="single" w:color="auto" w:sz="4"/>
-        </w:tblBorders>
-      </w:tblPr>
-      <w:tblGrid>
-        <w:gridCol w:w="100"/>
-        <w:gridCol w:w="100"/>
-      </w:tblGrid>
-      <w:tr>
-        <w:trPr>
-          <w:tblHeader/>
-        </w:trPr>
-        <w:tc>
-          <w:tcPr>
-            <w:tcW w:type="pct" w:w="50%"/>
-          </w:tcPr>
-          <w:p>
-            <w:r>
-              <w:rPr>
-                <w:b/>
-                <w:bCs/>
-              </w:rPr>
-              <w:t xml:space="preserve">Item</w:t>
-            </w:r>
-          </w:p>
-        </w:tc>
-        <w:tc>
-          <w:tcPr>
-            <w:tcW w:type="pct" w:w="50%"/>
-          </w:tcPr>
-          <w:p>
-            <w:r>
-              <w:rPr>
-                <w:b/>
-                <w:bCs/>
-              </w:rPr>
-              <w:t xml:space="preserve">Answer choices</w:t>
-            </w:r>
-          </w:p>
-        </w:tc>
-      </w:tr>
-      <w:tr>
-        <w:tc>
-          <w:tcPr>
-            <w:tcW w:type="pct" w:w="50%"/>
-          </w:tcPr>
-          <w:p>
-            <w:r>
-              <w:t xml:space="preserve">____  7 × 2 × 3</w:t>
-            </w:r>
-          </w:p>
-        </w:tc>
-        <w:tc>
-          <w:tcPr>
-            <w:tcW w:type="pct" w:w="50%"/>
-          </w:tcPr>
-          <w:p>
-            <w:r>
-              <w:t xml:space="preserve">D. 30 cubic units</w:t>
-            </w:r>
-          </w:p>
-        </w:tc>
-      </w:tr>
-      <w:tr>
-        <w:tc>
-          <w:tcPr>
-            <w:tcW w:type="pct" w:w="50%"/>
-          </w:tcPr>
-          <w:p>
-            <w:r>
-              <w:t xml:space="preserve">____  6 × 5 × 2</w:t>
-            </w:r>
-          </w:p>
-        </w:tc>
-        <w:tc>
-          <w:tcPr>
-            <w:tcW w:type="pct" w:w="50%"/>
-          </w:tcPr>
-          <w:p>
-            <w:r>
-              <w:t xml:space="preserve">C. 72 cubic units</w:t>
-            </w:r>
-          </w:p>
-        </w:tc>
-      </w:tr>
-      <w:tr>
-        <w:tc>
-          <w:tcPr>
-            <w:tcW w:type="pct" w:w="50%"/>
-          </w:tcPr>
-          <w:p>
-            <w:r>
-              <w:t xml:space="preserve">____  9 × 4 × 2</w:t>
-            </w:r>
-          </w:p>
-        </w:tc>
-        <w:tc>
-          <w:tcPr>
-            <w:tcW w:type="pct" w:w="50%"/>
-          </w:tcPr>
-          <w:p>
-            <w:r>
-              <w:t xml:space="preserve">B. 60 cubic units</w:t>
-            </w:r>
-          </w:p>
-        </w:tc>
-      </w:tr>
-      <w:tr>
-        <w:tc>
-          <w:tcPr>
-            <w:tcW w:type="pct" w:w="50%"/>
-          </w:tcPr>
-          <w:p>
-            <w:r>
-              <w:t xml:space="preserve">____  5 × 3 × 2</w:t>
-            </w:r>
-          </w:p>
-        </w:tc>
-        <w:tc>
-          <w:tcPr>
-            <w:tcW w:type="pct" w:w="50%"/>
-          </w:tcPr>
-          <w:p>
-            <w:r>
-              <w:t xml:space="preserve">A. 42 cubic units</w:t>
-            </w:r>
-          </w:p>
-        </w:tc>
-      </w:tr>
-    </w:tbl>
-    <w:p>
-      <w:pPr>
-        <w:spacing w:after="60" w:before="120"/>
-      </w:pPr>
-      <w:r>
-        <w:rPr>
-          <w:color w:val="BBBBBB"/>
-        </w:rPr>
-        <w:t xml:space="preserve">______________________________________________________________________</w:t>
-      </w:r>
-    </w:p>
-    <w:p>
-      <w:pPr>
-        <w:spacing w:after="80" w:before="0"/>
-      </w:pPr>
-      <w:r>
-        <w:rPr>
-          <w:b/>
-          <w:bCs/>
-        </w:rPr>
-        <w:t xml:space="preserve">10. A capsule is filled with unit cubes. Sort each statement by whether it describes COUNTING cubes by layers or finding volume with the FORMULA.</w:t>
+      <w:r>
+        <w:br w:type="page"/>
+      </w:r>
+    </w:p>
+    <w:p>
+      <w:pPr>
+        <w:pStyle w:val="Heading1"/>
+        <w:spacing w:after="120"/>
+      </w:pPr>
+      <w:r>
+        <w:rPr>
+          <w:b/>
+          <w:bCs/>
+        </w:rPr>
+        <w:t xml:space="preserve">Answer Key (Teacher)</w:t>
+      </w:r>
+    </w:p>
+    <w:p>
+      <w:pPr>
+        <w:spacing w:after="40" w:before="0"/>
+      </w:pPr>
+      <w:r>
+        <w:rPr>
+          <w:b/>
+          <w:bCs/>
+        </w:rPr>
+        <w:t xml:space="preserve">1. A. 84 in³</w:t>
+      </w:r>
+    </w:p>
+    <w:p>
+      <w:pPr>
+        <w:spacing w:after="20" w:before="0"/>
+      </w:pPr>
+      <w:r>
+        <w:t xml:space="preserve">     V = l × w × h = 7 × 3 × 4 = 84 cubic inches.</w:t>
       </w:r>
     </w:p>
     <w:p>
@@ -1442,96 +1425,19 @@
           <w:i/>
           <w:iCs/>
         </w:rPr>
-        <w:t xml:space="preserve">Groups: Counting Cubes by Layers   |   Using the Volume Formula</w:t>
-      </w:r>
-    </w:p>
-    <w:p>
-      <w:pPr>
-        <w:spacing w:after="40" w:before="0"/>
-      </w:pPr>
-      <w:r>
-        <w:t xml:space="preserve">   • Count 4 layers of 6 cubes each   → __________________</w:t>
-      </w:r>
-    </w:p>
-    <w:p>
-      <w:pPr>
-        <w:spacing w:after="40" w:before="0"/>
-      </w:pPr>
-      <w:r>
-        <w:t xml:space="preserve">   • Add up the cubes in every layer   → __________________</w:t>
-      </w:r>
-    </w:p>
-    <w:p>
-      <w:pPr>
-        <w:spacing w:after="40" w:before="0"/>
-      </w:pPr>
-      <w:r>
-        <w:t xml:space="preserve">   • Stack layers until the box is full, then count   → __________________</w:t>
-      </w:r>
-    </w:p>
-    <w:p>
-      <w:pPr>
-        <w:spacing w:after="40" w:before="0"/>
-      </w:pPr>
-      <w:r>
-        <w:t xml:space="preserve">   • Use V = length × width × height   → __________________</w:t>
-      </w:r>
-    </w:p>
-    <w:p>
-      <w:pPr>
-        <w:spacing w:after="40" w:before="0"/>
-      </w:pPr>
-      <w:r>
-        <w:t xml:space="preserve">   • Multiply the three edge lengths together   → __________________</w:t>
-      </w:r>
-    </w:p>
-    <w:p>
-      <w:pPr>
-        <w:spacing w:after="40" w:before="0"/>
-      </w:pPr>
-      <w:r>
-        <w:t xml:space="preserve">   • Compute 6 × 5 × 2 = 60 cubic units   → __________________</w:t>
-      </w:r>
-    </w:p>
-    <w:p>
-      <w:pPr>
-        <w:spacing w:after="60" w:before="120"/>
-      </w:pPr>
-      <w:r>
-        <w:rPr>
-          <w:color w:val="BBBBBB"/>
-        </w:rPr>
-        <w:t xml:space="preserve">______________________________________________________________________</w:t>
-      </w:r>
-    </w:p>
-    <w:p>
-      <w:r>
-        <w:br w:type="page"/>
-      </w:r>
-    </w:p>
-    <w:p>
-      <w:pPr>
-        <w:pStyle w:val="Heading1"/>
-        <w:spacing w:after="120"/>
-      </w:pPr>
-      <w:r>
-        <w:rPr>
-          <w:b/>
-          <w:bCs/>
-        </w:rPr>
-        <w:t xml:space="preserve">Answer Key (Teacher)</w:t>
-      </w:r>
-    </w:p>
-    <w:p>
-      <w:pPr>
-        <w:spacing w:after="40" w:before="0"/>
-      </w:pPr>
-      <w:r>
-        <w:rPr>
-          <w:b/>
-          <w:bCs/>
-        </w:rPr>
-        <w:t xml:space="preserve">1. A. 84 in³</w:t>
+        <w:t xml:space="preserve">     Watch for: A common mistake in Volume with Whole Number Edges is multiplying only two of the three edges and stopping there — for example, seeing a box that is 6 in long, 4 in wide, and 3 in tall, multiplying just 6 × 4 = 24, and calling that the volume, when 24 is only the area of the bottom face (in square inches), not the volume of the whole box. The height must also be multiplied in: V = 6 × 4 × 3 = 72 cubic inches. A second common mistake is adding the three edges instead of multiplying them (6 + 4 + 3 = 13 instead of 6 × 4 × 3 = 72 cubic inches). Volume always MULTIPLIES all three edges, and the answer is always labeled in cubic units (in³), never square units (in²) or plain units (in).</w:t>
+      </w:r>
+    </w:p>
+    <w:p>
+      <w:pPr>
+        <w:spacing w:after="40" w:before="0"/>
+      </w:pPr>
+      <w:r>
+        <w:rPr>
+          <w:b/>
+          <w:bCs/>
+        </w:rPr>
+        <w:t xml:space="preserve">2. A. 3 cm</w:t>
       </w:r>
     </w:p>
     <w:p>
@@ -1539,7 +1445,7 @@
         <w:spacing w:after="20" w:before="0"/>
       </w:pPr>
       <w:r>
-        <w:t xml:space="preserve">     V = l × w × h = 7 × 3 × 4 = 84 cubic inches.</w:t>
+        <w:t xml:space="preserve">     V = l × w × h → 120 = 10 × 4 × h → 120 = 40h → h = 3 cm.</w:t>
       </w:r>
     </w:p>
     <w:p>
@@ -1551,19 +1457,19 @@
           <w:i/>
           <w:iCs/>
         </w:rPr>
-        <w:t xml:space="preserve">     Watch for: A common mistake in Volume with Whole Number Edges is skipping the key idea: "To find the volume of a box, multiply all three edges: V = length × width × height." — always check your work against this rule before you submit.</w:t>
-      </w:r>
-    </w:p>
-    <w:p>
-      <w:pPr>
-        <w:spacing w:after="40" w:before="0"/>
-      </w:pPr>
-      <w:r>
-        <w:rPr>
-          <w:b/>
-          <w:bCs/>
-        </w:rPr>
-        <w:t xml:space="preserve">2. A. 3 cm</w:t>
+        <w:t xml:space="preserve">     Watch for: A common mistake in Volume with Whole Number Edges is multiplying only two of the three edges and stopping there — for example, seeing a box that is 6 in long, 4 in wide, and 3 in tall, multiplying just 6 × 4 = 24, and calling that the volume, when 24 is only the area of the bottom face (in square inches), not the volume of the whole box. The height must also be multiplied in: V = 6 × 4 × 3 = 72 cubic inches. A second common mistake is adding the three edges instead of multiplying them (6 + 4 + 3 = 13 instead of 6 × 4 × 3 = 72 cubic inches). Volume always MULTIPLIES all three edges, and the answer is always labeled in cubic units (in³), never square units (in²) or plain units (in).</w:t>
+      </w:r>
+    </w:p>
+    <w:p>
+      <w:pPr>
+        <w:spacing w:after="40" w:before="0"/>
+      </w:pPr>
+      <w:r>
+        <w:rPr>
+          <w:b/>
+          <w:bCs/>
+        </w:rPr>
+        <w:t xml:space="preserve">3. Complete the table. Find the missing dimension or volume for each time capsule.</w:t>
       </w:r>
     </w:p>
     <w:p>
@@ -1571,7 +1477,51 @@
         <w:spacing w:after="20" w:before="0"/>
       </w:pPr>
       <w:r>
-        <w:t xml:space="preserve">     V = l × w × h → 120 = 10 × 4 × h → 120 = 40h → h = 3 cm.</w:t>
+        <w:t xml:space="preserve">     Capsule X — Volume: 90 in³</w:t>
+      </w:r>
+    </w:p>
+    <w:p>
+      <w:pPr>
+        <w:spacing w:after="20" w:before="0"/>
+      </w:pPr>
+      <w:r>
+        <w:t xml:space="preserve">     Capsule Y — Height: 7 ft</w:t>
+      </w:r>
+    </w:p>
+    <w:p>
+      <w:pPr>
+        <w:spacing w:after="20" w:before="0"/>
+      </w:pPr>
+      <w:r>
+        <w:t xml:space="preserve">     Capsule Z — Width: 6 cm</w:t>
+      </w:r>
+    </w:p>
+    <w:p>
+      <w:pPr>
+        <w:spacing w:after="40" w:before="0"/>
+      </w:pPr>
+      <w:r>
+        <w:t xml:space="preserve"/>
+      </w:r>
+    </w:p>
+    <w:p>
+      <w:pPr>
+        <w:spacing w:after="40" w:before="0"/>
+      </w:pPr>
+      <w:r>
+        <w:rPr>
+          <w:b/>
+          <w:bCs/>
+        </w:rPr>
+        <w:t xml:space="preserve">4. A. Bin B by 12 in³</w:t>
+      </w:r>
+    </w:p>
+    <w:p>
+      <w:pPr>
+        <w:spacing w:after="20" w:before="0"/>
+      </w:pPr>
+      <w:r>
+        <w:t xml:space="preserve">     Bin A: 8 × 6 × 5 = 240 in³. Bin B: 9 × 4 × 7 = 252 in³. Bin B holds 12 in³ more.</w:t>
       </w:r>
     </w:p>
     <w:p>
@@ -1583,19 +1533,19 @@
           <w:i/>
           <w:iCs/>
         </w:rPr>
-        <w:t xml:space="preserve">     Watch for: A common mistake in Volume with Whole Number Edges is skipping the key idea: "To find the volume of a box, multiply all three edges: V = length × width × height." — always check your work against this rule before you submit.</w:t>
-      </w:r>
-    </w:p>
-    <w:p>
-      <w:pPr>
-        <w:spacing w:after="40" w:before="0"/>
-      </w:pPr>
-      <w:r>
-        <w:rPr>
-          <w:b/>
-          <w:bCs/>
-        </w:rPr>
-        <w:t xml:space="preserve">3. Complete the table. Find the missing dimension or volume for each time capsule.</w:t>
+        <w:t xml:space="preserve">     Watch for: A common mistake in Volume with Whole Number Edges is multiplying only two of the three edges and stopping there — for example, seeing a box that is 6 in long, 4 in wide, and 3 in tall, multiplying just 6 × 4 = 24, and calling that the volume, when 24 is only the area of the bottom face (in square inches), not the volume of the whole box. The height must also be multiplied in: V = 6 × 4 × 3 = 72 cubic inches. A second common mistake is adding the three edges instead of multiplying them (6 + 4 + 3 = 13 instead of 6 × 4 × 3 = 72 cubic inches). Volume always MULTIPLIES all three edges, and the answer is always labeled in cubic units (in³), never square units (in²) or plain units (in).</w:t>
+      </w:r>
+    </w:p>
+    <w:p>
+      <w:pPr>
+        <w:spacing w:after="40" w:before="0"/>
+      </w:pPr>
+      <w:r>
+        <w:rPr>
+          <w:b/>
+          <w:bCs/>
+        </w:rPr>
+        <w:t xml:space="preserve">5. Correct groups:</w:t>
       </w:r>
     </w:p>
     <w:p>
@@ -1603,7 +1553,7 @@
         <w:spacing w:after="20" w:before="0"/>
       </w:pPr>
       <w:r>
-        <w:t xml:space="preserve">     Capsule X — Volume: 90 in³</w:t>
+        <w:t xml:space="preserve">     undefined → undefined</w:t>
       </w:r>
     </w:p>
     <w:p>
@@ -1611,7 +1561,7 @@
         <w:spacing w:after="20" w:before="0"/>
       </w:pPr>
       <w:r>
-        <w:t xml:space="preserve">     Capsule Y — Height: 7 ft</w:t>
+        <w:t xml:space="preserve">     undefined → undefined</w:t>
       </w:r>
     </w:p>
     <w:p>
@@ -1619,7 +1569,23 @@
         <w:spacing w:after="20" w:before="0"/>
       </w:pPr>
       <w:r>
-        <w:t xml:space="preserve">     Capsule Z — Width: 6 cm</w:t>
+        <w:t xml:space="preserve">     undefined → undefined</w:t>
+      </w:r>
+    </w:p>
+    <w:p>
+      <w:pPr>
+        <w:spacing w:after="20" w:before="0"/>
+      </w:pPr>
+      <w:r>
+        <w:t xml:space="preserve">     undefined → undefined</w:t>
+      </w:r>
+    </w:p>
+    <w:p>
+      <w:pPr>
+        <w:spacing w:after="20" w:before="0"/>
+      </w:pPr>
+      <w:r>
+        <w:t xml:space="preserve">     undefined → undefined</w:t>
       </w:r>
     </w:p>
     <w:p>
@@ -1639,7 +1605,7 @@
           <w:b/>
           <w:bCs/>
         </w:rPr>
-        <w:t xml:space="preserve">4. A. Bin B by 12 in³</w:t>
+        <w:t xml:space="preserve">6. onLevel — Added the Last Edge</w:t>
       </w:r>
     </w:p>
     <w:p>
@@ -1647,7 +1613,35 @@
         <w:spacing w:after="20" w:before="0"/>
       </w:pPr>
       <w:r>
-        <w:t xml:space="preserve">     Bin A: 8 × 6 × 5 = 240 in³. Bin B: 9 × 4 × 7 = 252 in³. Bin B holds 12 in³ more.</w:t>
+        <w:t xml:space="preserve">     The mistake is in Step 3.</w:t>
+      </w:r>
+    </w:p>
+    <w:p>
+      <w:pPr>
+        <w:spacing w:after="20" w:before="0"/>
+      </w:pPr>
+      <w:r>
+        <w:t xml:space="preserve">     Correct work: The student multiplied the first two edges correctly (6 × 5 = 30) but then added the height instead of multiplying it. Every edge must be multiplied: V = 6 × 5 × 3 = 90 cubic units.</w:t>
+      </w:r>
+    </w:p>
+    <w:p>
+      <w:pPr>
+        <w:spacing w:after="40" w:before="0"/>
+      </w:pPr>
+      <w:r>
+        <w:rPr>
+          <w:b/>
+          <w:bCs/>
+        </w:rPr>
+        <w:t xml:space="preserve">7. B. 160 cm³</w:t>
+      </w:r>
+    </w:p>
+    <w:p>
+      <w:pPr>
+        <w:spacing w:after="20" w:before="0"/>
+      </w:pPr>
+      <w:r>
+        <w:t xml:space="preserve">     V = l × w × h = 8 × 5 × 4 = 160 cm³.</w:t>
       </w:r>
     </w:p>
     <w:p>
@@ -1659,19 +1653,19 @@
           <w:i/>
           <w:iCs/>
         </w:rPr>
-        <w:t xml:space="preserve">     Watch for: A common mistake in Volume with Whole Number Edges is skipping the key idea: "To find the volume of a box, multiply all three edges: V = length × width × height." — always check your work against this rule before you submit.</w:t>
-      </w:r>
-    </w:p>
-    <w:p>
-      <w:pPr>
-        <w:spacing w:after="40" w:before="0"/>
-      </w:pPr>
-      <w:r>
-        <w:rPr>
-          <w:b/>
-          <w:bCs/>
-        </w:rPr>
-        <w:t xml:space="preserve">5. Correct groups:</w:t>
+        <w:t xml:space="preserve">     Watch for: A common mistake in Volume with Whole Number Edges is multiplying only two of the three edges and stopping there — for example, seeing a box that is 6 in long, 4 in wide, and 3 in tall, multiplying just 6 × 4 = 24, and calling that the volume, when 24 is only the area of the bottom face (in square inches), not the volume of the whole box. The height must also be multiplied in: V = 6 × 4 × 3 = 72 cubic inches. A second common mistake is adding the three edges instead of multiplying them (6 + 4 + 3 = 13 instead of 6 × 4 × 3 = 72 cubic inches). Volume always MULTIPLIES all three edges, and the answer is always labeled in cubic units (in³), never square units (in²) or plain units (in).</w:t>
+      </w:r>
+    </w:p>
+    <w:p>
+      <w:pPr>
+        <w:spacing w:after="40" w:before="0"/>
+      </w:pPr>
+      <w:r>
+        <w:rPr>
+          <w:b/>
+          <w:bCs/>
+        </w:rPr>
+        <w:t xml:space="preserve">8. A. 3 in</w:t>
       </w:r>
     </w:p>
     <w:p>
@@ -1679,95 +1673,7 @@
         <w:spacing w:after="20" w:before="0"/>
       </w:pPr>
       <w:r>
-        <w:t xml:space="preserve">     undefined → undefined</w:t>
-      </w:r>
-    </w:p>
-    <w:p>
-      <w:pPr>
-        <w:spacing w:after="20" w:before="0"/>
-      </w:pPr>
-      <w:r>
-        <w:t xml:space="preserve">     undefined → undefined</w:t>
-      </w:r>
-    </w:p>
-    <w:p>
-      <w:pPr>
-        <w:spacing w:after="20" w:before="0"/>
-      </w:pPr>
-      <w:r>
-        <w:t xml:space="preserve">     undefined → undefined</w:t>
-      </w:r>
-    </w:p>
-    <w:p>
-      <w:pPr>
-        <w:spacing w:after="20" w:before="0"/>
-      </w:pPr>
-      <w:r>
-        <w:t xml:space="preserve">     undefined → undefined</w:t>
-      </w:r>
-    </w:p>
-    <w:p>
-      <w:pPr>
-        <w:spacing w:after="20" w:before="0"/>
-      </w:pPr>
-      <w:r>
-        <w:t xml:space="preserve">     undefined → undefined</w:t>
-      </w:r>
-    </w:p>
-    <w:p>
-      <w:pPr>
-        <w:spacing w:after="40" w:before="0"/>
-      </w:pPr>
-      <w:r>
-        <w:t xml:space="preserve"/>
-      </w:r>
-    </w:p>
-    <w:p>
-      <w:pPr>
-        <w:spacing w:after="40" w:before="0"/>
-      </w:pPr>
-      <w:r>
-        <w:rPr>
-          <w:b/>
-          <w:bCs/>
-        </w:rPr>
-        <w:t xml:space="preserve">6. onLevel — Spot the Common Mistake</w:t>
-      </w:r>
-    </w:p>
-    <w:p>
-      <w:pPr>
-        <w:spacing w:after="20" w:before="0"/>
-      </w:pPr>
-      <w:r>
-        <w:t xml:space="preserve">     The mistake is in Step 2.</w:t>
-      </w:r>
-    </w:p>
-    <w:p>
-      <w:pPr>
-        <w:spacing w:after="20" w:before="0"/>
-      </w:pPr>
-      <w:r>
-        <w:t xml:space="preserve">     Correct work: Follow the key idea: To find the volume of a box, multiply all three edges: V = length × width × height.</w:t>
-      </w:r>
-    </w:p>
-    <w:p>
-      <w:pPr>
-        <w:spacing w:after="40" w:before="0"/>
-      </w:pPr>
-      <w:r>
-        <w:rPr>
-          <w:b/>
-          <w:bCs/>
-        </w:rPr>
-        <w:t xml:space="preserve">7. A. 30 cubic units</w:t>
-      </w:r>
-    </w:p>
-    <w:p>
-      <w:pPr>
-        <w:spacing w:after="20" w:before="0"/>
-      </w:pPr>
-      <w:r>
-        <w:t xml:space="preserve">     V = length × width × height = 5 × 3 × 2 = 30 cubic units.</w:t>
+        <w:t xml:space="preserve">     Height = V ÷ (l × w) = 72 ÷ (6 × 4) = 72 ÷ 24 = 3 in.</w:t>
       </w:r>
     </w:p>
     <w:p>
@@ -1779,19 +1685,19 @@
           <w:i/>
           <w:iCs/>
         </w:rPr>
-        <w:t xml:space="preserve">     Watch for: A common mistake in Volume with Whole Number Edges is skipping the key idea: "To find the volume of a box, multiply all three edges: V = length × width × height." — always check your work against this rule before you submit.</w:t>
-      </w:r>
-    </w:p>
-    <w:p>
-      <w:pPr>
-        <w:spacing w:after="40" w:before="0"/>
-      </w:pPr>
-      <w:r>
-        <w:rPr>
-          <w:b/>
-          <w:bCs/>
-        </w:rPr>
-        <w:t xml:space="preserve">8. A. 24 cubic units</w:t>
+        <w:t xml:space="preserve">     Watch for: A common mistake in Volume with Whole Number Edges is multiplying only two of the three edges and stopping there — for example, seeing a box that is 6 in long, 4 in wide, and 3 in tall, multiplying just 6 × 4 = 24, and calling that the volume, when 24 is only the area of the bottom face (in square inches), not the volume of the whole box. The height must also be multiplied in: V = 6 × 4 × 3 = 72 cubic inches. A second common mistake is adding the three edges instead of multiplying them (6 + 4 + 3 = 13 instead of 6 × 4 × 3 = 72 cubic inches). Volume always MULTIPLIES all three edges, and the answer is always labeled in cubic units (in³), never square units (in²) or plain units (in).</w:t>
+      </w:r>
+    </w:p>
+    <w:p>
+      <w:pPr>
+        <w:spacing w:after="40" w:before="0"/>
+      </w:pPr>
+      <w:r>
+        <w:rPr>
+          <w:b/>
+          <w:bCs/>
+        </w:rPr>
+        <w:t xml:space="preserve">9. A. 30 cubic units</w:t>
       </w:r>
     </w:p>
     <w:p>
@@ -1799,7 +1705,7 @@
         <w:spacing w:after="20" w:before="0"/>
       </w:pPr>
       <w:r>
-        <w:t xml:space="preserve">     Each layer has 6 cubes and there are 4 layers, so 6 × 4 = 24 cubic units. This is the same as length × width × height with one factor being the number of layers.</w:t>
+        <w:t xml:space="preserve">     V = length × width × height = 5 × 3 × 2 = 30 cubic units.</w:t>
       </w:r>
     </w:p>
     <w:p>
@@ -1811,19 +1717,19 @@
           <w:i/>
           <w:iCs/>
         </w:rPr>
-        <w:t xml:space="preserve">     Watch for: A common mistake in Volume with Whole Number Edges is skipping the key idea: "To find the volume of a box, multiply all three edges: V = length × width × height." — always check your work against this rule before you submit.</w:t>
-      </w:r>
-    </w:p>
-    <w:p>
-      <w:pPr>
-        <w:spacing w:after="40" w:before="0"/>
-      </w:pPr>
-      <w:r>
-        <w:rPr>
-          <w:b/>
-          <w:bCs/>
-        </w:rPr>
-        <w:t xml:space="preserve">9. Matches:</w:t>
+        <w:t xml:space="preserve">     Watch for: A common mistake in Volume with Whole Number Edges is multiplying only two of the three edges and stopping there — for example, seeing a box that is 6 in long, 4 in wide, and 3 in tall, multiplying just 6 × 4 = 24, and calling that the volume, when 24 is only the area of the bottom face (in square inches), not the volume of the whole box. The height must also be multiplied in: V = 6 × 4 × 3 = 72 cubic inches. A second common mistake is adding the three edges instead of multiplying them (6 + 4 + 3 = 13 instead of 6 × 4 × 3 = 72 cubic inches). Volume always MULTIPLIES all three edges, and the answer is always labeled in cubic units (in³), never square units (in²) or plain units (in).</w:t>
+      </w:r>
+    </w:p>
+    <w:p>
+      <w:pPr>
+        <w:spacing w:after="40" w:before="0"/>
+      </w:pPr>
+      <w:r>
+        <w:rPr>
+          <w:b/>
+          <w:bCs/>
+        </w:rPr>
+        <w:t xml:space="preserve">10. A. 24 cubic units</w:t>
       </w:r>
     </w:p>
     <w:p>
@@ -1831,107 +1737,19 @@
         <w:spacing w:after="20" w:before="0"/>
       </w:pPr>
       <w:r>
-        <w:t xml:space="preserve">     7 × 2 × 3 → 42 cubic units</w:t>
-      </w:r>
-    </w:p>
-    <w:p>
-      <w:pPr>
-        <w:spacing w:after="20" w:before="0"/>
-      </w:pPr>
-      <w:r>
-        <w:t xml:space="preserve">     6 × 5 × 2 → 60 cubic units</w:t>
-      </w:r>
-    </w:p>
-    <w:p>
-      <w:pPr>
-        <w:spacing w:after="20" w:before="0"/>
-      </w:pPr>
-      <w:r>
-        <w:t xml:space="preserve">     9 × 4 × 2 → 72 cubic units</w:t>
-      </w:r>
-    </w:p>
-    <w:p>
-      <w:pPr>
-        <w:spacing w:after="20" w:before="0"/>
-      </w:pPr>
-      <w:r>
-        <w:t xml:space="preserve">     5 × 3 × 2 → 30 cubic units</w:t>
-      </w:r>
-    </w:p>
-    <w:p>
-      <w:pPr>
-        <w:spacing w:after="40" w:before="0"/>
-      </w:pPr>
-      <w:r>
-        <w:t xml:space="preserve"/>
-      </w:r>
-    </w:p>
-    <w:p>
-      <w:pPr>
-        <w:spacing w:after="40" w:before="0"/>
-      </w:pPr>
-      <w:r>
-        <w:rPr>
-          <w:b/>
-          <w:bCs/>
-        </w:rPr>
-        <w:t xml:space="preserve">10. Correct groups:</w:t>
-      </w:r>
-    </w:p>
-    <w:p>
-      <w:pPr>
-        <w:spacing w:after="20" w:before="0"/>
-      </w:pPr>
-      <w:r>
-        <w:t xml:space="preserve">     Count 4 layers of 6 cubes each → Counting Cubes by Layers</w:t>
-      </w:r>
-    </w:p>
-    <w:p>
-      <w:pPr>
-        <w:spacing w:after="20" w:before="0"/>
-      </w:pPr>
-      <w:r>
-        <w:t xml:space="preserve">     Add up the cubes in every layer → Counting Cubes by Layers</w:t>
-      </w:r>
-    </w:p>
-    <w:p>
-      <w:pPr>
-        <w:spacing w:after="20" w:before="0"/>
-      </w:pPr>
-      <w:r>
-        <w:t xml:space="preserve">     Stack layers until the box is full, then count → Counting Cubes by Layers</w:t>
-      </w:r>
-    </w:p>
-    <w:p>
-      <w:pPr>
-        <w:spacing w:after="20" w:before="0"/>
-      </w:pPr>
-      <w:r>
-        <w:t xml:space="preserve">     Use V = length × width × height → Using the Volume Formula</w:t>
-      </w:r>
-    </w:p>
-    <w:p>
-      <w:pPr>
-        <w:spacing w:after="20" w:before="0"/>
-      </w:pPr>
-      <w:r>
-        <w:t xml:space="preserve">     Multiply the three edge lengths together → Using the Volume Formula</w:t>
-      </w:r>
-    </w:p>
-    <w:p>
-      <w:pPr>
-        <w:spacing w:after="20" w:before="0"/>
-      </w:pPr>
-      <w:r>
-        <w:t xml:space="preserve">     Compute 6 × 5 × 2 = 60 cubic units → Using the Volume Formula</w:t>
-      </w:r>
-    </w:p>
-    <w:p>
-      <w:pPr>
-        <w:spacing w:after="40" w:before="0"/>
-      </w:pPr>
-      <w:r>
-        <w:t xml:space="preserve"/>
+        <w:t xml:space="preserve">     Each layer has 6 cubes and there are 4 layers, so 6 × 4 = 24 cubic units. This is the same as length × width × height with one factor being the number of layers.</w:t>
+      </w:r>
+    </w:p>
+    <w:p>
+      <w:pPr>
+        <w:spacing w:after="80" w:before="0"/>
+      </w:pPr>
+      <w:r>
+        <w:rPr>
+          <w:i/>
+          <w:iCs/>
+        </w:rPr>
+        <w:t xml:space="preserve">     Watch for: A common mistake in Volume with Whole Number Edges is multiplying only two of the three edges and stopping there — for example, seeing a box that is 6 in long, 4 in wide, and 3 in tall, multiplying just 6 × 4 = 24, and calling that the volume, when 24 is only the area of the bottom face (in square inches), not the volume of the whole box. The height must also be multiplied in: V = 6 × 4 × 3 = 72 cubic inches. A second common mistake is adding the three edges instead of multiplying them (6 + 4 + 3 = 13 instead of 6 × 4 × 3 = 72 cubic inches). Volume always MULTIPLIES all three edges, and the answer is always labeled in cubic units (in³), never square units (in²) or plain units (in).</w:t>
       </w:r>
     </w:p>
     <w:sectPr>
